--- a/japanese2026/sentences.docx
+++ b/japanese2026/sentences.docx
@@ -29,10 +29,13 @@
       </w:r>
       <w:r>
         <w:br/>
-        <w:t>The reason why I want to go is to east</w:t>
-      </w:r>
-      <w:r>
-        <w:br/>
+      </w:r>
+      <w:r>
+        <w:t>The reason why I want to go is it's warm</w:t>
+      </w:r>
+    </w:p>
+    <w:p>
+      <w:r>
         <w:t>I want to eat chicken because I like it</w:t>
       </w:r>
     </w:p>
